--- a/Doc/Final_User_stories-AUDIENCES_ET_DELIBERES_V1.1.docx
+++ b/Doc/Final_User_stories-AUDIENCES_ET_DELIBERES_V1.1.docx
@@ -8657,7 +8657,7 @@
               </w:rPr>
             </w:pPr>
             <w:r>
-              <w:t>Administre le système, valide en dernier ressort, supprime des documents, valide conjointement les frais sensibles.</w:t>
+              <w:t>Administre le système, valide en dernier ressort, supprime des documents, valide conjointement les frais à diligence particulière.</w:t>
             </w:r>
           </w:p>
         </w:tc>
@@ -8701,7 +8701,7 @@
               </w:rPr>
             </w:pPr>
             <w:r>
-              <w:t>Contrôle l’opportunité des frais, supprime des documents, valide conjointement les frais sensibles.</w:t>
+              <w:t>Contrôle l’opportunité des frais, supprime des documents, valide conjointement les frais à diligence particulière.</w:t>
             </w:r>
           </w:p>
         </w:tc>
@@ -9584,7 +9584,7 @@
               <w:rPr>
                 <w:b w:val="0"/>
               </w:rPr>
-              <w:t xml:space="preserve"> seuilMontant(entier FCFA) et typeClientSensible deviennent obligatoires. La proposition de sensibilité est soumise à validation par le DJ ou le DJA (conformément à RG-DOS-09). Le dossier est enregistré avec seuilOrigine = DEROGATION en attente de validation.</w:t>
+              <w:t xml:space="preserve"> seuilMontant(entier FCFA) et typeClientSensible deviennent obligatoires. La proposition de diligence particulière est soumise à validation par le DJ ou le DJA (conformément à RG-DOS-09). Le dossier est enregistré avec seuilOrigine = DEROGATION en attente de validation.</w:t>
               <w:br/>
               <w:t xml:space="preserve">5. </w:t>
             </w:r>
@@ -10671,7 +10671,7 @@
         </w:rPr>
         <w:t>En tant que Juriste,</w:t>
         <w:br/>
-        <w:t>Je veux changer le statut d’une étape (Première instance, Appel, Pourvoi en cassation, Pourvoi CCJA) ou créer directement une étape ultérieure,</w:t>
+        <w:t>Je veux changer le statut d’une étape (Instance, Appel, Pourvoi en cassation, Pourvoi CCJA) ou créer directement une étape ultérieure,</w:t>
         <w:br/>
         <w:t>Afin de refléter l’état réel de la procédure.</w:t>
       </w:r>
@@ -12658,7 +12658,7 @@
           <w:sz w:val="22"/>
           <w:szCs w:val="22"/>
         </w:rPr>
-        <w:t>demander une dérogation au seuil de montant pour un dossier sensible,</w:t>
+        <w:t>demander une dérogation au seuil de montant pour un dossier à diligence particulière,</w:t>
       </w:r>
       <w:r>
         <w:rPr>
@@ -12985,7 +12985,7 @@
                 <w:sz w:val="22"/>
                 <w:szCs w:val="22"/>
               </w:rPr>
-              <w:t> que le dossier n'est pas sensible, </w:t>
+              <w:t xml:space="preserve"> que le dossier n'est pas à diligence particulière, </w:t>
             </w:r>
             <w:proofErr w:type="spellStart"/>
             <w:r>
@@ -22281,7 +22281,7 @@
                 <w:sz w:val="22"/>
                 <w:szCs w:val="22"/>
               </w:rPr>
-              <w:t> si le dossier n’est pas sensible, le système met </w:t>
+              <w:t xml:space="preserve"> si le dossier n’est pas à diligence particulière, le système met </w:t>
             </w:r>
             <w:proofErr w:type="spellStart"/>
             <w:r>
@@ -22297,7 +22297,7 @@
                 <w:sz w:val="22"/>
                 <w:szCs w:val="22"/>
               </w:rPr>
-              <w:t xml:space="preserve"> = VALIDEE ; si sensible, met OPPORTUNITE en attente de validation conjointe.</w:t>
+              <w:t xml:space="preserve"> = VALIDEE ; si à diligence particulière, met OPPORTUNITE en attente de validation conjointe.</w:t>
             </w:r>
             <w:r>
               <w:rPr>
@@ -22570,7 +22570,7 @@
           <w:sz w:val="22"/>
           <w:szCs w:val="22"/>
         </w:rPr>
-        <w:t>valider conjointement une demande de frais sensible par </w:t>
+        <w:t xml:space="preserve">valider conjointement une demande de frais à diligence particulière par </w:t>
       </w:r>
       <w:r>
         <w:rPr>
@@ -24063,7 +24063,7 @@
           <w:sz w:val="22"/>
           <w:szCs w:val="22"/>
         </w:rPr>
-        <w:t>enregistrer ma signature de validation conjointe sur une demande de frais sensible,</w:t>
+        <w:t>enregistrer ma signature de validation conjointe sur une demande de frais à diligence particulière,</w:t>
       </w:r>
     </w:p>
     <w:p>
@@ -31394,7 +31394,7 @@
           <w:sz w:val="22"/>
           <w:szCs w:val="22"/>
         </w:rPr>
-        <w:t> pouvoir retirer rapidement des documents sensibles.</w:t>
+        <w:t xml:space="preserve"> pouvoir retirer rapidement des documents à diligence particulière.</w:t>
       </w:r>
     </w:p>
     <w:tbl>
@@ -42098,7 +42098,7 @@
                 <w:sz w:val="22"/>
                 <w:szCs w:val="22"/>
               </w:rPr>
-              <w:t>Montant à partir duquel une demande de frais requiert la validation conjointe DJ + DJA (dossier non sensible).</w:t>
+              <w:t>Montant à partir duquel une demande de frais requiert la validation conjointe DJ + DJA (dossier non à diligence particulière).</w:t>
             </w:r>
           </w:p>
         </w:tc>
@@ -42674,7 +42674,7 @@
                 <w:sz w:val="22"/>
                 <w:szCs w:val="22"/>
               </w:rPr>
-              <w:t>Délai maximal (en jours) pour que le DJ et le DJA valident conjointement une demande sensible avant qu’une alerte de rappel soit déclenchée.</w:t>
+              <w:t>Délai maximal (en jours) pour que le DJ et le DJA valident conjointement une demande à diligence particulière avant qu’une alerte de rappel soit déclenchée.</w:t>
             </w:r>
           </w:p>
         </w:tc>
